--- a/tests/fixtures/synthetic/files/grant_application__ai_clean.docx
+++ b/tests/fixtures/synthetic/files/grant_application__ai_clean.docx
@@ -7,7 +7,7 @@
         <w:pStyle w:val="Title"/>
       </w:pPr>
       <w:r>
-        <w:t>Toward workforce pathways into the semiconductor manufacturing sector</w:t>
+        <w:t>Advancing workforce pathways into the semiconductor manufacturing sector</w:t>
       </w:r>
     </w:p>
     <w:p>
@@ -20,12 +20,17 @@
     </w:p>
     <w:p>
       <w:r>
-        <w:t>Aim 1: Advance workforce pathways into the semiconductor manufacturing sector via a population-focused strategy.</w:t>
+        <w:t>Aim 1: Advance workforce pathways into the semiconductor manufacturing sector via a survey instrument-focused strategy.</w:t>
       </w:r>
     </w:p>
     <w:p>
       <w:r>
-        <w:t>Aim 2: Advance workforce pathways into the semiconductor manufacturing sector via a population-focused strategy.</w:t>
+        <w:t>Aim 2: Advance workforce pathways into the semiconductor manufacturing sector via a survey instrument-focused strategy.</w:t>
+      </w:r>
+    </w:p>
+    <w:p>
+      <w:r>
+        <w:t>Aim 3: Advance workforce pathways into the semiconductor manufacturing sector via a survey instrument-focused strategy.</w:t>
       </w:r>
     </w:p>
     <w:p>
@@ -38,7 +43,7 @@
     </w:p>
     <w:p>
       <w:r>
-        <w:t>Our preliminary data suggest a tractable path toward measurable improvement. Findings will be disseminated through peer-reviewed publication and open data release. Rigorous, pre-registered analyses will guard against bias and support reproducibility. This proposal addresses workforce pathways into the semiconductor manufacturing sector, a problem with substantial significance.</w:t>
+        <w:t>This proposal addresses workforce pathways into the semiconductor manufacturing sector, a problem with substantial significance. Prior work has established a partial understanding, yet key gaps remain. Rigorous, pre-registered analyses will guard against bias and support reproducibility. We will assemble a multidisciplinary team with complementary expertise.</w:t>
       </w:r>
     </w:p>
     <w:p>
@@ -51,7 +56,7 @@
     </w:p>
     <w:p>
       <w:r>
-        <w:t>This proposal addresses workforce pathways into the semiconductor manufacturing sector, a problem with substantial significance. Prior work has established a partial understanding, yet key gaps remain. Rigorous, pre-registered analyses will guard against bias and support reproducibility. Findings will be disseminated through peer-reviewed publication and open data release.</w:t>
+        <w:t>Findings will be disseminated through peer-reviewed publication and open data release. The approach integrates established survey instrument methods with a novel analytical pipeline. Our preliminary data suggest a tractable path toward measurable improvement. This proposal addresses workforce pathways into the semiconductor manufacturing sector, a problem with substantial significance.</w:t>
       </w:r>
     </w:p>
     <w:p>
@@ -64,7 +69,7 @@
     </w:p>
     <w:p>
       <w:r>
-        <w:t>Rigorous, pre-registered analyses will guard against bias and support reproducibility.</w:t>
+        <w:t>Findings will be disseminated through peer-reviewed publication and open data release.</w:t>
       </w:r>
     </w:p>
     <w:p>
@@ -90,7 +95,7 @@
     </w:p>
     <w:p>
       <w:r>
-        <w:t>Total requested support is $514,158 over 3 years at a R2 institution, covering personnel, materials, and dissemination.</w:t>
+        <w:t>Total requested support is $506,870 over 2 years at a R2 institution, covering personnel, materials, and dissemination.</w:t>
       </w:r>
     </w:p>
     <w:p>
@@ -106,7 +111,7 @@
         <w:pStyle w:val="ListNumber"/>
       </w:pPr>
       <w:r>
-        <w:t>[1] https://doi.org/10.1145/3292500.3330701</w:t>
+        <w:t>[1] https://doi.org/10.1371/journal.pone.0173664</w:t>
       </w:r>
     </w:p>
     <w:p>
@@ -114,7 +119,7 @@
         <w:pStyle w:val="ListNumber"/>
       </w:pPr>
       <w:r>
-        <w:t>[2] https://doi.org/10.1371/journal.pone.0173664</w:t>
+        <w:t>[2] https://doi.org/10.1145/3292500.3330701</w:t>
       </w:r>
     </w:p>
     <w:p>
@@ -122,7 +127,7 @@
         <w:pStyle w:val="ListNumber"/>
       </w:pPr>
       <w:r>
-        <w:t>[3] https://doi.org/10.1371/journal.pone.0173664</w:t>
+        <w:t>[3] https://doi.org/10.1021/jacs.9b02765</w:t>
       </w:r>
     </w:p>
     <w:p>
@@ -130,7 +135,7 @@
         <w:pStyle w:val="ListNumber"/>
       </w:pPr>
       <w:r>
-        <w:t>[4] https://doi.org/10.1093/nar/gky1055</w:t>
+        <w:t>[4] https://doi.org/10.1126/science.1259855</w:t>
       </w:r>
     </w:p>
     <w:p>
@@ -138,7 +143,7 @@
         <w:pStyle w:val="ListNumber"/>
       </w:pPr>
       <w:r>
-        <w:t>[5] https://doi.org/10.1002/anie.201907688</w:t>
+        <w:t>[5] https://doi.org/10.1038/s41586-020-2649-2</w:t>
       </w:r>
     </w:p>
     <w:p>
@@ -146,15 +151,7 @@
         <w:pStyle w:val="ListNumber"/>
       </w:pPr>
       <w:r>
-        <w:t>[6] https://doi.org/10.1126/science.1259855</w:t>
-      </w:r>
-    </w:p>
-    <w:p>
-      <w:pPr>
-        <w:pStyle w:val="ListNumber"/>
-      </w:pPr>
-      <w:r>
-        <w:t>[7] https://doi.org/10.1056/NEJMoa2034577</w:t>
+        <w:t>[6] https://doi.org/10.1109/TPAMI.2016.2577031</w:t>
       </w:r>
     </w:p>
     <w:sectPr>

--- a/tests/fixtures/synthetic/files/grant_application__ai_clean.docx
+++ b/tests/fixtures/synthetic/files/grant_application__ai_clean.docx
@@ -7,7 +7,7 @@
         <w:pStyle w:val="Title"/>
       </w:pPr>
       <w:r>
-        <w:t>Advancing workforce pathways into the semiconductor manufacturing sector</w:t>
+        <w:t>Energy-efficient edge inference for implantable devices: Mechanisms and Interventions</w:t>
       </w:r>
     </w:p>
     <w:p>
@@ -20,17 +20,17 @@
     </w:p>
     <w:p>
       <w:r>
-        <w:t>Aim 1: Advance workforce pathways into the semiconductor manufacturing sector via a survey instrument-focused strategy.</w:t>
+        <w:t>Aim 1: Advance energy-efficient edge inference for implantable devices via a fabrication-focused strategy.</w:t>
       </w:r>
     </w:p>
     <w:p>
       <w:r>
-        <w:t>Aim 2: Advance workforce pathways into the semiconductor manufacturing sector via a survey instrument-focused strategy.</w:t>
+        <w:t>Aim 2: Advance energy-efficient edge inference for implantable devices via a fabrication-focused strategy.</w:t>
       </w:r>
     </w:p>
     <w:p>
       <w:r>
-        <w:t>Aim 3: Advance workforce pathways into the semiconductor manufacturing sector via a survey instrument-focused strategy.</w:t>
+        <w:t>Aim 3: Advance energy-efficient edge inference for implantable devices via a fabrication-focused strategy.</w:t>
       </w:r>
     </w:p>
     <w:p>
@@ -43,7 +43,7 @@
     </w:p>
     <w:p>
       <w:r>
-        <w:t>This proposal addresses workforce pathways into the semiconductor manufacturing sector, a problem with substantial significance. Prior work has established a partial understanding, yet key gaps remain. Rigorous, pre-registered analyses will guard against bias and support reproducibility. We will assemble a multidisciplinary team with complementary expertise.</w:t>
+        <w:t>This proposal addresses energy-efficient edge inference for implantable devices, a problem with substantial significance. Prior work has established a partial understanding, yet key gaps remain. We will assemble a multidisciplinary team with complementary expertise. Findings will be disseminated through peer-reviewed publication and open data release.</w:t>
       </w:r>
     </w:p>
     <w:p>
@@ -56,7 +56,7 @@
     </w:p>
     <w:p>
       <w:r>
-        <w:t>Findings will be disseminated through peer-reviewed publication and open data release. The approach integrates established survey instrument methods with a novel analytical pipeline. Our preliminary data suggest a tractable path toward measurable improvement. This proposal addresses workforce pathways into the semiconductor manufacturing sector, a problem with substantial significance.</w:t>
+        <w:t>This proposal addresses energy-efficient edge inference for implantable devices, a problem with substantial significance. Prior work has established a partial understanding, yet key gaps remain. Our preliminary data suggest a tractable path toward measurable improvement. Rigorous, pre-registered analyses will guard against bias and support reproducibility.</w:t>
       </w:r>
     </w:p>
     <w:p>
@@ -82,7 +82,7 @@
     </w:p>
     <w:p>
       <w:r>
-        <w:t>Two co-equal PIs contribute complementary methods under joint leadership. The R2 host institution offers focused departmental resources and regional research partnerships, backed by a growing institutional research base.</w:t>
+        <w:t>The PI's first independent award; strong mentorship is in place. The R2 host institution offers focused departmental resources and regional research partnerships, backed by a growing institutional research base.</w:t>
       </w:r>
     </w:p>
     <w:p>
@@ -95,7 +95,7 @@
     </w:p>
     <w:p>
       <w:r>
-        <w:t>Total requested support is $506,870 over 2 years at a R2 institution, covering personnel, materials, and dissemination.</w:t>
+        <w:t>Budget: personnel $216,982; equipment $57,938; travel $15,751; indirect costs $45,726. Total requested support is $336,397 over 2 years at a R2 institution.</w:t>
       </w:r>
     </w:p>
     <w:p>
@@ -111,7 +111,7 @@
         <w:pStyle w:val="ListNumber"/>
       </w:pPr>
       <w:r>
-        <w:t>[1] https://doi.org/10.1371/journal.pone.0173664</w:t>
+        <w:t>[1] https://doi.org/10.1056/NEJMoa2034577</w:t>
       </w:r>
     </w:p>
     <w:p>
@@ -119,7 +119,7 @@
         <w:pStyle w:val="ListNumber"/>
       </w:pPr>
       <w:r>
-        <w:t>[2] https://doi.org/10.1145/3292500.3330701</w:t>
+        <w:t>[2] https://doi.org/10.1109/TPAMI.2016.2577031</w:t>
       </w:r>
     </w:p>
     <w:p>
@@ -127,7 +127,7 @@
         <w:pStyle w:val="ListNumber"/>
       </w:pPr>
       <w:r>
-        <w:t>[3] https://doi.org/10.1021/jacs.9b02765</w:t>
+        <w:t>[3] https://doi.org/10.1109/TPAMI.2016.2577031</w:t>
       </w:r>
     </w:p>
     <w:p>
@@ -135,23 +135,7 @@
         <w:pStyle w:val="ListNumber"/>
       </w:pPr>
       <w:r>
-        <w:t>[4] https://doi.org/10.1126/science.1259855</w:t>
-      </w:r>
-    </w:p>
-    <w:p>
-      <w:pPr>
-        <w:pStyle w:val="ListNumber"/>
-      </w:pPr>
-      <w:r>
-        <w:t>[5] https://doi.org/10.1038/s41586-020-2649-2</w:t>
-      </w:r>
-    </w:p>
-    <w:p>
-      <w:pPr>
-        <w:pStyle w:val="ListNumber"/>
-      </w:pPr>
-      <w:r>
-        <w:t>[6] https://doi.org/10.1109/TPAMI.2016.2577031</w:t>
+        <w:t>[4] https://doi.org/10.1001/jama.2016.9797</w:t>
       </w:r>
     </w:p>
     <w:sectPr>

--- a/tests/fixtures/synthetic/files/grant_application__ai_clean.docx
+++ b/tests/fixtures/synthetic/files/grant_application__ai_clean.docx
@@ -20,17 +20,17 @@
     </w:p>
     <w:p>
       <w:r>
-        <w:t>Aim 1: Advance energy-efficient edge inference for implantable devices via a fabrication-focused strategy.</w:t>
+        <w:t>Aim 1: Advance energy-efficient edge inference for implantable devices via a fabrication-focused strategy [1].</w:t>
       </w:r>
     </w:p>
     <w:p>
       <w:r>
-        <w:t>Aim 2: Advance energy-efficient edge inference for implantable devices via a fabrication-focused strategy.</w:t>
+        <w:t>Aim 2: Advance energy-efficient edge inference for implantable devices via a fabrication-focused strategy [2].</w:t>
       </w:r>
     </w:p>
     <w:p>
       <w:r>
-        <w:t>Aim 3: Advance energy-efficient edge inference for implantable devices via a fabrication-focused strategy.</w:t>
+        <w:t>Aim 3: Advance energy-efficient edge inference for implantable devices via a fabrication-focused strategy [3].</w:t>
       </w:r>
     </w:p>
     <w:p>
@@ -43,7 +43,7 @@
     </w:p>
     <w:p>
       <w:r>
-        <w:t>This proposal addresses energy-efficient edge inference for implantable devices, a problem with substantial significance. Prior work has established a partial understanding, yet key gaps remain. We will assemble a multidisciplinary team with complementary expertise. Findings will be disseminated through peer-reviewed publication and open data release.</w:t>
+        <w:t>This proposal addresses energy-efficient edge inference for implantable devices, a problem with substantial significance [4]. Prior work has established a partial understanding, yet key gaps remain. We will assemble a multidisciplinary team with complementary expertise. Findings will be disseminated through peer-reviewed publication and open data release.</w:t>
       </w:r>
     </w:p>
     <w:p>
@@ -96,6 +96,11 @@
     <w:p>
       <w:r>
         <w:t>Budget: personnel $216,982; equipment $57,938; travel $15,751; indirect costs $45,726. Total requested support is $336,397 over 2 years at a R2 institution.</w:t>
+      </w:r>
+    </w:p>
+    <w:p>
+      <w:r>
+        <w:t>As one source notes, “Prior work has established a partial understanding, yet key gaps remain.” [1]</w:t>
       </w:r>
     </w:p>
     <w:p>
